--- a/content/Bios/Bill_Helman.docx
+++ b/content/Bios/Bill_Helman.docx
@@ -1,222 +1,8 @@
 
 <file path=word/document.xml><?xml version="1.0" encoding="utf-8"?>
-<w:document xmlns:w14="http://schemas.microsoft.com/office/word/2010/wordml" xmlns:wp14="http://schemas.microsoft.com/office/word/2010/wordprocessingDrawing" xmlns:w="http://schemas.openxmlformats.org/wordprocessingml/2006/main" xmlns:m="http://schemas.openxmlformats.org/officeDocument/2006/math" xmlns:r="http://schemas.openxmlformats.org/officeDocument/2006/relationships" xmlns:o="urn:schemas-microsoft-com:office:office" xmlns:v="urn:schemas-microsoft-com:vml" xmlns:w10="urn:schemas-microsoft-com:office:word" xmlns:a="http://schemas.openxmlformats.org/drawingml/2006/main" xmlns:pic="http://schemas.openxmlformats.org/drawingml/2006/picture" xmlns:wp="http://schemas.openxmlformats.org/drawingml/2006/wordprocessingDrawing" xmlns:mc="http://schemas.openxmlformats.org/markup-compatibility/2006" mc:Ignorable="w14 wp14">
+<w:document xmlns:ns1="http://schemas.openxmlformats.org/markup-compatibility/2006" xmlns:ns2="http://schemas.microsoft.com/office/word/2010/wordml" xmlns:w="http://schemas.openxmlformats.org/wordprocessingml/2006/main" ns1:Ignorable="w14 wp14">
   <w:body>
-    <w:p xmlns:wp14="http://schemas.microsoft.com/office/word/2010/wordml" wp14:textId="77777777">
-      <w:pPr>
-        <w:pStyle w:val="FirstParagraph"/>
-      </w:pPr>
-      <w:r>
-        <w:rPr/>
-        <w:t>1991 Hall of Fame Inductee Bill Helman – Denver</w:t>
-      </w:r>
-      <w:r>
-        <w:rPr/>
-        <w:t xml:space="preserve"> </w:t>
-      </w:r>
-      <w:r>
-        <w:rPr/>
-        <w:t>When an institution retires your jersey number, that’s proof positive of your impact.</w:t>
-      </w:r>
-      <w:r>
-        <w:rPr/>
-        <w:t xml:space="preserve"> </w:t>
-      </w:r>
-      <w:r>
-        <w:rPr/>
-        <w:t>That’s</w:t>
-      </w:r>
-      <w:r>
-        <w:rPr/>
-        <w:t xml:space="preserve"> what </w:t>
-      </w:r>
-      <w:r>
-        <w:rPr/>
-        <w:t>transpired</w:t>
-      </w:r>
-      <w:r>
-        <w:rPr/>
-        <w:t xml:space="preserve"> for William (Bill) Helman, a baseball coach and athletic director who took</w:t>
-      </w:r>
-      <w:r>
-        <w:rPr/>
-        <w:t xml:space="preserve"> </w:t>
-      </w:r>
-      <w:r>
-        <w:rPr/>
-        <w:t>Metropolitan State College in Denver to new heights.</w:t>
-      </w:r>
-      <w:r>
-        <w:rPr/>
-        <w:t xml:space="preserve"> </w:t>
-      </w:r>
-      <w:r>
-        <w:rPr/>
-        <w:t>After coaching baseball at Metro State from 1979-1992, Bill stepped down to focus on his duties as</w:t>
-      </w:r>
-      <w:r>
-        <w:rPr/>
-        <w:t xml:space="preserve"> </w:t>
-      </w:r>
-      <w:r>
-        <w:rPr/>
-        <w:t>athletic director. His career coaching record at the school was 338-293-2.</w:t>
-      </w:r>
-      <w:r>
-        <w:rPr/>
-        <w:t xml:space="preserve"> </w:t>
-      </w:r>
-      <w:r>
-        <w:rPr/>
-        <w:t xml:space="preserve">In April of 1995, the Metro State athletic department honored Bill by </w:t>
-      </w:r>
-      <w:r>
-        <w:rPr/>
-        <w:t>retiring</w:t>
-      </w:r>
-      <w:r>
-        <w:rPr/>
-        <w:t xml:space="preserve"> his baseball jersey, No. 1,</w:t>
-      </w:r>
-      <w:r>
-        <w:rPr/>
-        <w:t xml:space="preserve"> </w:t>
-      </w:r>
-      <w:r>
-        <w:rPr/>
-        <w:t xml:space="preserve">between games of a doubleheader against Mesa State. He became </w:t>
-      </w:r>
-      <w:r>
-        <w:rPr/>
-        <w:t>only the</w:t>
-      </w:r>
-      <w:r>
-        <w:rPr/>
-        <w:t xml:space="preserve"> second athlete or coach to</w:t>
-      </w:r>
-      <w:r>
-        <w:rPr/>
-        <w:t xml:space="preserve"> </w:t>
-      </w:r>
-      <w:r>
-        <w:rPr/>
-        <w:t>have his or her jersey retired in the history of Metro State athletics.</w:t>
-      </w:r>
-      <w:r>
-        <w:rPr/>
-        <w:t xml:space="preserve"> </w:t>
-      </w:r>
-      <w:r>
-        <w:rPr/>
-        <w:t>After earning his bachelor’s degree in business administration in 1967 from the Citadel in Charleston,</w:t>
-      </w:r>
-      <w:r>
-        <w:rPr/>
-        <w:t xml:space="preserve"> </w:t>
-      </w:r>
-      <w:r>
-        <w:rPr/>
-        <w:t>South Carolina, Bill joined the U.S. Air Force where he served nine years and resigned with the rank of</w:t>
-      </w:r>
-      <w:r>
-        <w:rPr/>
-        <w:t xml:space="preserve"> </w:t>
-      </w:r>
-      <w:r>
-        <w:rPr/>
-        <w:t>Captain. He earned two master’s degrees from the University of Northern Colorado in recreation and</w:t>
-      </w:r>
-      <w:r>
-        <w:rPr/>
-        <w:t xml:space="preserve"> </w:t>
-      </w:r>
-      <w:r>
-        <w:rPr/>
-        <w:t>administration in 1977 and business administration in 1978.</w:t>
-      </w:r>
-      <w:r>
-        <w:rPr/>
-        <w:t xml:space="preserve"> </w:t>
-      </w:r>
-      <w:r>
-        <w:rPr/>
-        <w:t>Bill’s teams were always competitive and could hit. The Roadrunners were the NAIA team batting</w:t>
-      </w:r>
-      <w:r>
-        <w:rPr/>
-        <w:t xml:space="preserve"> </w:t>
-      </w:r>
-      <w:r>
-        <w:rPr/>
-        <w:t>champions in 1981 and runners-up in 1987. More than 50 of his players were named to All-American,</w:t>
-      </w:r>
-      <w:r>
-        <w:rPr/>
-        <w:t xml:space="preserve"> </w:t>
-      </w:r>
-      <w:r>
-        <w:rPr/>
-        <w:t>all-</w:t>
-      </w:r>
-      <w:r>
-        <w:rPr/>
-        <w:t>region</w:t>
-      </w:r>
-      <w:r>
-        <w:rPr/>
-        <w:t xml:space="preserve"> and all-league teams and several went on to play professionally.</w:t>
-      </w:r>
-      <w:r>
-        <w:rPr/>
-        <w:t xml:space="preserve"> </w:t>
-      </w:r>
-      <w:r>
-        <w:rPr/>
-        <w:t>He was the founder of the Metro State Indoor Youth Baseball Clinic, honored by the Colorado High</w:t>
-      </w:r>
-      <w:r>
-        <w:rPr/>
-        <w:t xml:space="preserve"> </w:t>
-      </w:r>
-      <w:r>
-        <w:rPr/>
-        <w:t>School Baseball Umpires Association (CHSBUA) for Outstanding Service to Colorado High School Baseball</w:t>
-      </w:r>
-      <w:r>
-        <w:rPr/>
-        <w:t xml:space="preserve"> </w:t>
-      </w:r>
-      <w:r>
-        <w:rPr/>
-        <w:t>(1990), was instrumental in establishing the Denver Cup-City Championships (1987-1992) and a great</w:t>
-      </w:r>
-      <w:r>
-        <w:rPr/>
-        <w:t xml:space="preserve"> </w:t>
-      </w:r>
-      <w:r>
-        <w:rPr/>
-        <w:t>fundraiser for the Metro State baseball program during his coaching career.</w:t>
-      </w:r>
-    </w:p>
-    <w:p>
-      <w:pPr>
-        <w:pStyle w:val="BodyText"/>
-      </w:pPr>
-    </w:p>
-    <w:p>
-      <w:pPr>
-        <w:pStyle w:val="Title"/>
-      </w:pPr>
-      <w:r>
-        <w:rPr>
-          <w:noProof w:val="0"/>
-          <w:lang w:val="en-US"/>
-        </w:rPr>
-        <w:t>Revised Biography: Bill Helman</w:t>
-      </w:r>
-    </w:p>
-    <w:p>
+    <w:p ns2:paraId="05395E31" ns2:textId="354F21AF">
       <w:pPr>
         <w:pStyle w:val="Subtitle"/>
         <w:rPr/>
@@ -229,7 +15,7 @@
         <w:t>1991 Hall of Fame Inductee – Denver</w:t>
       </w:r>
     </w:p>
-    <w:p>
+    <w:p ns2:paraId="4FDAA55B" ns2:textId="05C03FCC">
       <w:pPr>
         <w:spacing w:before="0" w:beforeAutospacing="off" w:after="0" w:afterAutospacing="off" w:line="300" w:lineRule="auto"/>
         <w:rPr>
@@ -315,7 +101,7 @@
         <w:t xml:space="preserve"> his baseball jersey, No. 1—only the second jersey ever retired in school history.</w:t>
       </w:r>
     </w:p>
-    <w:p>
+    <w:p ns2:paraId="38C3E20C" ns2:textId="6159A505">
       <w:pPr>
         <w:spacing w:before="0" w:beforeAutospacing="off" w:after="0" w:afterAutospacing="off" w:line="300" w:lineRule="auto"/>
         <w:rPr>
@@ -373,7 +159,7 @@
         <w:t xml:space="preserve"> in 1979 as head baseball coach and remained in that role through 1992 before devoting his full attention to serving as athletic director. He compiled a career coaching record of 338–293–2 and consistently fielded competitive, high‑scoring teams. Under his guidance, the Roadrunners captured the NAIA team batting title in 1981 and finished as runners‑up in 1987. More than 50 of his players earned All‑American, all‑region, or all‑league recognition, and several moved on to professional baseball.</w:t>
       </w:r>
     </w:p>
-    <w:p>
+    <w:p ns2:paraId="0E3D7C9D" ns2:textId="1F15FDF3">
       <w:pPr>
         <w:spacing w:before="0" w:beforeAutospacing="off" w:after="0" w:afterAutospacing="off" w:line="300" w:lineRule="auto"/>
         <w:rPr>
@@ -459,7 +245,7 @@
         <w:t>—one in recreation and administration in 1977 and another in business administration in 1978.</w:t>
       </w:r>
     </w:p>
-    <w:p>
+    <w:p ns2:paraId="6FD419CD" ns2:textId="7C38D495">
       <w:pPr>
         <w:spacing w:before="0" w:beforeAutospacing="off" w:after="0" w:afterAutospacing="off" w:line="300" w:lineRule="auto"/>
         <w:rPr>
@@ -601,7 +387,7 @@
         <w:t xml:space="preserve"> a dedicated advocate and fundraiser for the Metro State baseball program, leaving a meaningful legacy for generations of student‑athletes.</w:t>
       </w:r>
     </w:p>
-    <w:p>
+    <w:p ns2:paraId="27C9E207" ns2:textId="2BC3BE57">
       <w:pPr>
         <w:pStyle w:val="BodyText"/>
       </w:pPr>
